--- a/research-estate/papers/osf-ready/Paper32_Remediation_Effectiveness_FULL.docx
+++ b/research-estate/papers/osf-ready/Paper32_Remediation_Effectiveness_FULL.docx
@@ -96,7 +96,7 @@
           <w:rFonts w:ascii="Arial" w:hAnsi="Arial"/>
           <w:sz w:val="24"/>
         </w:rPr>
-        <w:t>MTCP identifies constraint persistence failures across 32 models and 14 providers. Identification alone is insufficient for deployers. This paper introduces the Remediation Effectiveness Score (RES). RES measures percentage point improvement in BIS achieved by a specific intervention. Four intervention types are defined. Prompt engineering, system prompt injection, temperature reduction, and instruction reordering each produce different expected RES ranges. The Remediation Lemma establishes that RES is model-specific and intervention-specific. Fixes do not generalise across models. A remediation ceiling exists for each model. No operational intervention exceeds this ceiling. For architectural failures, provider-level training intervention is the only path beyond the ceiling. RES is theoretical. No systematic remediation experiments have been conducted. Expected values derive from MTCP temperature sensitivity analysis and PRP design principles.</w:t>
+        <w:t>MTCP identifies constraint persistence failures across 32 models and 13 providers. Identification alone is insufficient for deployers. This paper introduces the Remediation Effectiveness Score (RES). RES measures percentage point improvement in BIS achieved by a specific intervention. Four intervention types are defined. Prompt engineering, system prompt injection, temperature reduction, and instruction reordering each produce different expected RES ranges. The Remediation Lemma establishes that RES is model-specific and intervention-specific. Fixes do not generalise across models. A remediation ceiling exists for each model. No operational intervention exceeds this ceiling. For architectural failures, provider-level training intervention is the only path beyond the ceiling. RES is theoretical. No systematic remediation experiments have been conducted. Expected values derive from MTCP temperature sensitivity analysis and PRP design principles.</w:t>
       </w:r>
     </w:p>
     <w:p>
